--- a/skills/legal-os-litigation/assets/templates/民事答辩状_标准模板.docx
+++ b/skills/legal-os-litigation/assets/templates/民事答辩状_标准模板.docx
@@ -157,7 +157,7 @@
           <w:rFonts w:ascii="Times New Roman" w:hAnsi="Times New Roman" w:eastAsia="仿宋_GB2312"/>
           <w:sz w:val="32"/>
         </w:rPr>
-        <w:t>案由：〔填写案由〕</w:t>
+        <w:t>案由：〔必填：经核验的案由〕</w:t>
       </w:r>
     </w:p>
     <w:p>
@@ -169,7 +169,7 @@
           <w:rFonts w:ascii="Times New Roman" w:hAnsi="Times New Roman" w:eastAsia="仿宋_GB2312"/>
           <w:sz w:val="32"/>
         </w:rPr>
-        <w:t>案号：〔如已知，填写〕</w:t>
+        <w:t>案号：〔如有请填写：案号；无则删除本行〕</w:t>
       </w:r>
     </w:p>
     <w:p>
@@ -204,7 +204,7 @@
           <w:rFonts w:ascii="Times New Roman" w:hAnsi="Times New Roman" w:eastAsia="仿宋_GB2312"/>
           <w:sz w:val="32"/>
         </w:rPr>
-        <w:t>请求依法驳回被答辩人的全部/部分诉讼请求；</w:t>
+        <w:t>〔必填：针对现有起诉请求提出明确、可执行的答辩请求〕</w:t>
       </w:r>
     </w:p>
     <w:p>
@@ -220,7 +220,7 @@
           <w:rFonts w:ascii="Times New Roman" w:hAnsi="Times New Roman" w:eastAsia="仿宋_GB2312"/>
           <w:sz w:val="32"/>
         </w:rPr>
-        <w:t>本案诉讼费用由被答辩人承担；</w:t>
+        <w:t>〔如有请填写：依法、依约且与当前答辩直接相关的费用请求；无则删除本项〕</w:t>
       </w:r>
     </w:p>
     <w:p>
@@ -236,7 +236,7 @@
           <w:rFonts w:ascii="Times New Roman" w:hAnsi="Times New Roman" w:eastAsia="仿宋_GB2312"/>
           <w:sz w:val="32"/>
         </w:rPr>
-        <w:t>其他：〔填写〕。</w:t>
+        <w:t>〔如有请填写：现有材料已提出且为完成当前答辩所必要的其他答辩请求；无则删除本项〕</w:t>
       </w:r>
     </w:p>
     <w:p>
@@ -267,7 +267,7 @@
           <w:rFonts w:ascii="Times New Roman" w:hAnsi="Times New Roman" w:eastAsia="仿宋_GB2312"/>
           <w:sz w:val="32"/>
         </w:rPr>
-        <w:t>〔第一段：概括答辩立场，可先说明是否认可基础事实。〕</w:t>
+        <w:t>〔填写：概括针对现有起诉请求、事实、理由或证据的答辩结论。〕</w:t>
       </w:r>
     </w:p>
     <w:p>
@@ -279,7 +279,7 @@
           <w:rFonts w:ascii="Times New Roman" w:hAnsi="Times New Roman" w:eastAsia="仿宋_GB2312"/>
           <w:sz w:val="32"/>
         </w:rPr>
-        <w:t>〔第二段：针对起诉状中的主要事实逐项回应，说明不认可或需更正之处。〕</w:t>
+        <w:t>〔填写：针对起诉状或其他已提交材料中的主要事实、请求或理由逐项回应。〕</w:t>
       </w:r>
     </w:p>
     <w:p>
@@ -291,7 +291,7 @@
           <w:rFonts w:ascii="Times New Roman" w:hAnsi="Times New Roman" w:eastAsia="仿宋_GB2312"/>
           <w:sz w:val="32"/>
         </w:rPr>
-        <w:t>〔第三段：围绕责任承担、金额计算、时效、管辖、主体资格等抗辩点展开。〕</w:t>
+        <w:t>〔填写：仅就已提出且对本案结论有实际影响的责任、金额、程序、主体或其他争点展开；无则删除相应内容。〕</w:t>
       </w:r>
     </w:p>
     <w:p>
@@ -303,7 +303,7 @@
           <w:rFonts w:ascii="Times New Roman" w:hAnsi="Times New Roman" w:eastAsia="仿宋_GB2312"/>
           <w:sz w:val="32"/>
         </w:rPr>
-        <w:t>综上，请求贵院依法查明事实，支持答辩人的答辩请求。</w:t>
+        <w:t>〔填写：归纳已核验事实、证据和已核验法律依据与答辩请求的对应关系；证据编号、名称、页码和证明事项另见同步生成的证据目录。〕</w:t>
       </w:r>
     </w:p>
     <w:p>
